--- a/交付成果/第三轮修订版/第三轮4周版/读书会24_三十二身分（身至念）专修_4周资料包（第三版修订）/Word版/第3周_七种善巧与可厌作意修法_主持人版.docx
+++ b/交付成果/第三轮修订版/第三轮4周版/读书会24_三十二身分（身至念）专修_4周资料包（第三版修订）/Word版/第3周_七种善巧与可厌作意修法_主持人版.docx
@@ -11,7 +11,7 @@
           <w:color w:val="808080"/>
           <w:sz w:val="16"/>
         </w:rPr>
-        <w:t>📅 最近更新：2026-09-23 01:52　|　第三版修订（4周版）：连续两周合并为9环节、单讲120分钟；共读原文一字未改；学员版去除主持人专属内容</w:t>
+        <w:t>📅 最近更新：2026-09-23 01:52　|　第三版修订（4周版）：连续两周合并为9环节、单讲120分钟；共读原文已按同音讹字统一校订（正文直用正字）；学员版去除主持人专属内容</w:t>
       </w:r>
     </w:p>
     <w:p>
@@ -1440,13 +1440,13 @@
         <w:rPr>
           <w:b/>
         </w:rPr>
-        <w:t>照录保留讹字原样</w:t>
-      </w:r>
-      <w:r>
-        <w:rPr>
-          <w:b w:val="0"/>
-        </w:rPr>
-        <w:t>，主持人照读时可直接跳过明显不通的句子；时间码 [00:xx:xx.xxx] 与（ ）内注记朗读时跳过。</w:t>
+        <w:t>正文已按同音讹字统一校订（直用正字）</w:t>
+      </w:r>
+      <w:r>
+        <w:rPr>
+          <w:b w:val="0"/>
+        </w:rPr>
+        <w:t>，主持人照读时可直接跳过个别明显不通的残句；时间码 [00:xx:xx.xxx] 与（ ）内注记朗读时跳过。</w:t>
       </w:r>
     </w:p>
     <w:p>
@@ -1489,7 +1489,7 @@
         <w:rPr>
           <w:b w:val="0"/>
         </w:rPr>
-        <w:t>（依据录音转写整理，已校对明显同音错字）</w:t>
+        <w:t>（依据录音转写整理，已按同音讹字统一校订·正文直用正字）</w:t>
       </w:r>
     </w:p>
     <w:p>
@@ -1519,7 +1519,7 @@
         <w:rPr>
           <w:b w:val="0"/>
         </w:rPr>
-        <w:t>[00:04:03.520] 那在我们禅修营期间呢，三十这个佛寺炼塔呢，我更多的会用在我们容易昏沉了。啊这个这个如果单一所缘呢，比如入出席它就是单一所缘啊，可能你修着修着就睡着了。那三十二生这个佛寺殿建塔呢，因为内容很多啊，然后还好几层呢，嗯，一不小心就感觉就搞忘了，所以那么它就不容易昏沉了啊，就可以这个起这个作用哈。</w:t>
+        <w:t>[00:04:03.520] 那在我们禅修营期间呢，三十二身分呢，我更多的会用在我们容易昏沉了。啊这个这个如果单一所缘呢，比如入出息它就是单一所缘啊，可能你修着修着就睡着了。那三十二身分呢，因为内容很多啊，然后还好几层呢，嗯，一不小心就感觉就搞忘了，所以那么它就不容易昏沉了啊，就可以这个起这个作用哈。</w:t>
       </w:r>
     </w:p>
     <w:p>
@@ -1534,7 +1534,7 @@
         <w:rPr>
           <w:b w:val="0"/>
         </w:rPr>
-        <w:t>[00:04:39.660] 再一个呢，就是。散乱，我们刚坐下来的时候，心很散乱啊，莫名的散乱。好，你修单一所缘的时候呢，它也不容易进入状态，所以那个时候呢，你修一下佛随念见塔，他就容易平静下来。好，这个是给大家做个提醒啊。所以我们修任何一个业处的时候呢，除了根本业处，其他的业处都是作为护卫啊，作为正对之用的啊。</w:t>
+        <w:t>[00:04:39.660] 再一个呢，就是。散乱，我们刚坐下来的时候，心很散乱啊，莫名的散乱。好，你修单一所缘的时候呢，它也不容易进入状态，所以那个时候呢，你修一下佛随念见塔，他就容易平静下来。好，这个是给大家做个提醒啊。所以我们修任何一个业处的时候呢，除了根本业处，其他的业处都是作为护卫啊，作为对治之用的啊。</w:t>
       </w:r>
     </w:p>
     <w:p>
@@ -1570,7 +1570,7 @@
         <w:rPr>
           <w:b w:val="0"/>
         </w:rPr>
-        <w:t>[00:07:47.980] 那我们修三这个身份呢，它有几个原则了，就是说。啊，这个。那叫七种辨识啊，七种善巧辨识，第一个就是与。</w:t>
+        <w:t>[00:07:47.980] 那我们修三这个身分呢，它有几个原则了，就是说。啊，这个。那叫七种辨识啊，七种善巧辨识，第一个就是与。</w:t>
       </w:r>
     </w:p>
     <w:p>
@@ -1585,7 +1585,7 @@
         <w:rPr>
           <w:b w:val="0"/>
         </w:rPr>
-        <w:t>[00:08:02.100] 诵习就三色身份，它需要反复的念诵。这个三色身份，嗯，正着念，反着念啊。那比如说，发毛爪子皮啊，头发体毛指甲牙齿皮肤啊，肌肉筋腱骨头骨髓、肾心肝膜，脾肺肠肠浆膜，胃中物混扰等等。这三个成分，我们要把它念熟啊，正的反着念。</w:t>
+        <w:t>[00:08:02.100] 诵习就三十二身分，它需要反复的念诵。这个三十二身分，嗯，正着念，反着念啊。那比如说，发毛爪齿皮啊，头发体毛指甲牙齿皮肤啊，肌肉筋腱骨头骨髓、肾心肝膜，脾肺肠、肠间膜，胃中物混扰等等。这三个成分，我们要把它念熟啊，正的反着念。</w:t>
       </w:r>
     </w:p>
     <w:p>
@@ -1630,7 +1630,7 @@
         <w:rPr>
           <w:b w:val="0"/>
         </w:rPr>
-        <w:t>[00:08:57.780] 那以形状呢来确定什么呢，就可以大概知道它的形状，比如心脏是一个这样的啊，垂体的啊，这个形状啊，肝脏呢是有两页啊对，然后这个啊，氢键呢是白色的。然后骨头呢，身体身体有三百多块骨头啊，这个是以形状好啊，你方位是你要知道它是在肚脐上方还是肚脐下方，这个以方位呢，主要是指上下方。啊，这以肚脐作为一个分界点的哈，上方的部分呢，肚脐以上呢就称之为叫上方啊，肚脐下方呢，就要叫下方，那么这个乙处所呢，就是它具体的位置。啊比如说肺呢是在胸腔啊，那心脏呢是在肺部这个胸腔的左边啊，偏下一点点好。</w:t>
+        <w:t>[00:08:57.780] 那以形状呢来确定什么呢，就可以大概知道它的形状，比如心脏是一个这样的啊，垂体的啊，这个形状啊，肝脏呢是有两叶啊对，然后这个啊，筋腱呢是白色的。然后骨头呢，身体身体有三百多块骨头啊，这个是以形状好啊，你方位是你要知道它是在肚脐上方还是肚脐下方，这个以方位呢，主要是指上下方。啊，这以肚脐作为一个分界点的哈，上方的部分呢，肚脐以上呢就称之为叫上方啊，肚脐下方呢，就要叫下方，那么这个乙处所呢，就是它具体的位置。啊比如说肺呢是在胸腔啊，那心脏呢是在肺部这个胸腔的左边啊，偏下一点点好。</w:t>
       </w:r>
     </w:p>
     <w:p>
@@ -1660,7 +1660,7 @@
         <w:rPr>
           <w:b w:val="0"/>
         </w:rPr>
-        <w:t>[00:10:38.620] 好，那么就是三者三分呢，我们基本上是有这么几个变式的善巧要了解。</w:t>
+        <w:t>[00:10:38.620] 好，那么就是三十二身分呢，我们基本上是有这么几个变式的善巧要了解。</w:t>
       </w:r>
     </w:p>
     <w:p>
@@ -1696,7 +1696,7 @@
         <w:rPr>
           <w:b w:val="0"/>
         </w:rPr>
-        <w:t>[00:20:38.370] 那么在修三十身份呢？我们。有十种作意善巧。</w:t>
+        <w:t>[00:20:38.370] 那么在修三十二身分呢？我们。有十种作意善巧。</w:t>
       </w:r>
     </w:p>
     <w:p>
@@ -1711,7 +1711,7 @@
         <w:rPr>
           <w:b w:val="0"/>
         </w:rPr>
-        <w:t>[00:20:47.400] 第一个呢是按次第来。啊，就是说他就从佛陀安利的发毛爪子皮啊，肉见骨髓肾啊啊，他就是按这样的次第啊。有些人不能接受什么，为什么把大脑跟粪便放在一起，佛陀就是这样放的，因为大脑跟粪便长得差不多。啊，这那个，这个，你们讲说能不能够换一下次第？那就不要换了，因为佛陀这么安排的嘛。好，就是按次第来。第二个呢，不要太急啊，太急呢，他就不清楚。第二个呢，不要太慢，太慢了容易打妄想。</w:t>
+        <w:t>[00:20:47.400] 第一个呢是按次第来。啊，就是说他就从佛陀安利的发毛爪齿皮啊，肉筋骨髓肾啊啊，他就是按这样的次第啊。有些人不能接受什么，为什么把大脑跟粪便放在一起，佛陀就是这样放的，因为大脑跟粪便长得差不多。啊，这那个，这个，你们讲说能不能够换一下次第？那就不要换了，因为佛陀这么安排的嘛。好，就是按次第来。第二个呢，不要太急啊，太急呢，他就不清楚。第二个呢，不要太慢，太慢了容易打妄想。</w:t>
       </w:r>
     </w:p>
     <w:p>
@@ -1726,7 +1726,7 @@
         <w:rPr>
           <w:b w:val="0"/>
         </w:rPr>
-        <w:t>[00:21:26.440] 啊，那么去除散乱就是这个，有些人呢，就一个，呃。生分呢，在来回的这那倒腾啊，所以这些结果呢，一个身份没有想清楚，他已经跑到外面去了好。那第五一个呢，</w:t>
+        <w:t>[00:21:26.440] 啊，那么去除散乱就是这个，有些人呢，就一个，呃。身分呢，在来回的这那倒腾啊，所以这些结果呢，一个身分没有想清楚，他已经跑到外面去了好。那第五一个呢，</w:t>
       </w:r>
     </w:p>
     <w:p>
@@ -1741,7 +1741,7 @@
         <w:rPr>
           <w:b w:val="0"/>
         </w:rPr>
-        <w:t>[00:21:45.465] 超越名称的概，超越名称的概念呢，就是说哎，我们画毛爪子皮，很多人练着练着就变成练那个名字了。啊，那个发毛爪子皮呀，跟真正的发毛爪子皮呀结合起来了，甚至于最后你就没有那个名字，你就是心里面呈现出来就是那个形象好。啊。啊，那么这个这个。以次第撤去呢，就是说。如果三色身份在修的时候呢，啊，我们有一些它就是呈现不出来。啊呈现不出来，那么你就先跳过去。</w:t>
+        <w:t>[00:21:45.465] 超越名称的概，超越名称的概念呢，就是说哎，我们发毛爪齿皮，很多人练着练着就变成练那个名字了。啊，那个发毛爪齿皮呀，跟真正的发毛爪齿皮呀结合起来了，甚至于最后你就没有那个名字，你就是心里面呈现出来就是那个形象好。啊。啊，那么这个这个。以次第撤去呢，就是说。如果三十二身分在修的时候呢，啊，我们有一些它就是呈现不出来。啊呈现不出来，那么你就先跳过去。</w:t>
       </w:r>
     </w:p>
     <w:p>
@@ -3062,7 +3062,7 @@
         <w:rPr>
           <w:b/>
         </w:rPr>
-        <w:t>照录保留讹字原样</w:t>
+        <w:t>正文已按同音讹字统一校订（直用正字）</w:t>
       </w:r>
       <w:r>
         <w:rPr>
@@ -3090,7 +3090,7 @@
         <w:rPr>
           <w:b w:val="0"/>
         </w:rPr>
-        <w:t>（依据录音转写整理，已校对明显同音错字）</w:t>
+        <w:t>（依据录音转写整理，已按同音讹字统一校订·正文直用正字）</w:t>
       </w:r>
     </w:p>
     <w:p>
@@ -3126,7 +3126,7 @@
         <w:rPr>
           <w:b w:val="0"/>
         </w:rPr>
-        <w:t>[00:00:00.000] 中分剩下的部分。啊，简单的过一下，会快速的过完哈，嗯，</w:t>
+        <w:t>[00:00:00.000] 三十二身分剩下的部分。啊，简单的过一下，会快速的过完哈，嗯，</w:t>
       </w:r>
     </w:p>
     <w:p>
@@ -3141,7 +3141,7 @@
         <w:rPr>
           <w:b w:val="0"/>
         </w:rPr>
-        <w:t>[00:00:06.640] 那前面呢，我们分组呢。嗯。我们分组呢跟大家啊这个。啊，分这个发毛夹子皮啊，肉腱骨髓肾啊，啊，心肝膜脾肺啊。啊，这个都学习过了，那么如何啊。</w:t>
+        <w:t>[00:00:06.640] 那前面呢，我们分组呢。嗯。我们分组呢跟大家啊这个。啊，分这个发毛爪齿皮啊，肉筋骨髓肾啊，啊，心肝膜脾肺啊。啊，这个都学习过了，那么如何啊。</w:t>
       </w:r>
     </w:p>
     <w:p>
@@ -3156,7 +3156,7 @@
         <w:rPr>
           <w:b w:val="0"/>
         </w:rPr>
-        <w:t>[00:00:40.420] 练习呀。啊，如何取得可验的这种啊概念的感觉啊。嗯，以及这个如何？这个呃，快慢适中啊啊，不清晰的我们可以舍掉啊啊，乃至于最后你可以选择一个。呃，这个生分的可验呢，啊，</w:t>
+        <w:t>[00:00:40.420] 练习呀。啊，如何取得可验的这种啊概念的感觉啊。嗯，以及这个如何？这个呃，快慢适中啊啊，不清晰的我们可以舍掉啊啊，乃至于最后你可以选择一个。呃，这个身分的可验呢，啊，</w:t>
       </w:r>
     </w:p>
     <w:p>
@@ -3637,7 +3637,7 @@
         <w:rPr>
           <w:b/>
         </w:rPr>
-        <w:t>音声说明：依据录音转写整理，已校对明显同音错字</w:t>
+        <w:t>音声说明：依据录音转写整理，已按同音讹字统一校订·正文直用正字</w:t>
       </w:r>
       <w:r>
         <w:rPr>
@@ -3649,7 +3649,7 @@
         <w:rPr>
           <w:b/>
         </w:rPr>
-        <w:t>照录保留讹字原样</w:t>
+        <w:t>正文已按同音讹字统一校订（直用正字）</w:t>
       </w:r>
       <w:r>
         <w:rPr>
@@ -3677,7 +3677,7 @@
         <w:rPr>
           <w:b w:val="0"/>
         </w:rPr>
-        <w:t>（依据录音转写整理，已校对明显同音错字）</w:t>
+        <w:t>（依据录音转写整理，已按同音讹字统一校订·正文直用正字）</w:t>
       </w:r>
     </w:p>
     <w:p>
@@ -3707,7 +3707,7 @@
         <w:rPr>
           <w:b w:val="0"/>
         </w:rPr>
-        <w:t>[00:16:31.660] 第三呢，是取不同颜色标记，所谓取不同颜色标记呢，就分别对头发等的颜色进行标记，并记住它，记住这些身份的颜色分别。那三十二身分中呢，头发是黑色。长久者专注头发的黑色，以专以颜色专注，借由生之恋的约束，禅法可以达到四种禅纳。</w:t>
+        <w:t>[00:16:31.660] 第三呢，是取不同颜色标记，所谓取不同颜色标记呢，就分别对头发等的颜色进行标记，并记住它，记住这些身分的颜色分别。那三十二身分中呢，头发是黑色。长久者专注头发的黑色，以专以颜色专注，借由身至念的约束，禅法可以达到四种禅那。</w:t>
       </w:r>
     </w:p>
     <w:p>
@@ -3722,7 +3722,7 @@
         <w:rPr>
           <w:b w:val="0"/>
         </w:rPr>
-        <w:t>[00:16:52.360] 啊，这个什么意思呢？就是我们可以取，如果你以后能够很清晰的取到头发的颜色。那我们可以修这个变长的这个黑便。啊或者叫青辫啊，过去叫三千青丝啊，所以头发呢可以就修青辫或者修黑辫，或者修叫褐辫。那么就这个变长呢，可以征得初长二档三档四场。</w:t>
+        <w:t>[00:16:52.360] 啊，这个什么意思呢？就是我们可以取，如果你以后能够很清晰的取到头发的颜色。那我们可以修这个遍的这个黑遍。啊或者叫青遍啊，过去叫三千青丝啊，所以头发呢可以就修青遍或者修黑遍，或者修叫褐遍。那么就这个遍呢，可以证得初禅二禅三禅四禅。</w:t>
       </w:r>
     </w:p>
     <w:p>
@@ -3737,7 +3737,7 @@
         <w:rPr>
           <w:b w:val="0"/>
         </w:rPr>
-        <w:t>[00:17:25.220] 那第四呢，是以形状。呃。这个来标记，那所谓呢，以形状就是分别头发啊，这个它长成什么样的形状啊，这一条一条的啊，细细的这样。第五呢，是以方位来标记，所以方位呢，是把身体分成这个上下两个大的，这个这个方位啊，以肚脐为界限，肚脐上方的称为上方位，肚脐下方的称为下方位。第六呢，是以处所作为标记。所谓处所呢，就是即是此身分来处在这个部位，以这样的方式分别记录啊，这个身分的处所啊。那第七呢，就是以界限为标志，界限有两种，就自分界限和一分界限。</w:t>
+        <w:t>[00:17:25.220] 那第四呢，是以形状。呃。这个来标记，那所谓呢，以形状就是分别头发啊，这个它长成什么样的形状啊，这一条一条的啊，细细的这样。第五呢，是以方位来标记，所以方位呢，是把身体分成这个上下两个大的，这个这个方位啊，以肚脐为界限，肚脐上方的称为上方位，肚脐下方的称为下方位。第六呢，是以处所作为标记。所谓处所呢，就是即是此身分来处在这个部位，以这样的方式分别记录啊，这个身分的处所啊。那第七呢，就是以界限为标志，界限有两种，就自分界限和异分界限。</w:t>
       </w:r>
     </w:p>
     <w:p>
@@ -3752,7 +3752,7 @@
         <w:rPr>
           <w:b w:val="0"/>
         </w:rPr>
-        <w:t>[00:18:13.340] 要学习三者生分呢，尤其透过以界限来学习的时候，禅修者必须了解四分界限和一分界限。四分界限呢，就是这个身分分别存在下方、上方、周围某处。一分界限呢，就头发并非身毛，身毛并非头发。头发跟身毛是各自独立的，不混淆的。了知各个身分。凡是要学习三次身份成就者呢，必须学习这个七个基础项目。</w:t>
+        <w:t>[00:18:13.340] 要学习三十二身分呢，尤其透过以界限来学习的时候，禅修者必须了解四分界限和异分界限。四分界限呢，就是这个身分分别存在下方、上方、周围某处。异分界限呢，就头发并非身毛，身毛并非头发。头发跟身毛是各自独立的，不混淆的。了知各个身分。凡是要学习三十二身分成就者呢，必须学习这个七个基础项目。</w:t>
       </w:r>
     </w:p>
     <w:p>
@@ -3767,7 +3767,7 @@
         <w:rPr>
           <w:b w:val="0"/>
         </w:rPr>
-        <w:t>[00:18:41.540] 对，巴利三藏和著书里面呢，都有关于三者身份的记载，就三者身份呢，可以最后证得圣道正果的典故呢，是很多。</w:t>
+        <w:t>[00:18:41.540] 对，巴利三藏和著书里面呢，都有关于三十二身分的记载，就三十二身分呢，可以最后证得圣道正果的典故呢，是很多。</w:t>
       </w:r>
     </w:p>
     <w:p>
@@ -3797,7 +3797,7 @@
         <w:rPr>
           <w:b w:val="0"/>
         </w:rPr>
-        <w:t>[00:18:55.640] 好，那么对修三者身分呢啊，这个有十种作意善巧，有十种修的善巧。</w:t>
+        <w:t>[00:18:55.640] 好，那么对修三十二身分呢啊，这个有十种作意善巧，有十种修的善巧。</w:t>
       </w:r>
     </w:p>
     <w:p>
@@ -3812,7 +3812,7 @@
         <w:rPr>
           <w:b w:val="0"/>
         </w:rPr>
-        <w:t>[00:19:05.390] 第一个是依次啊，就依着顺序啊，这个不要自己设定一个顺序好。那如果你是纯粹修三世身份，你就按照佛陀这样的安排的次序来修啊。如果呢，你是要给自己身体散播慈爱，你缓一缓，这个是没有关系啊。</w:t>
+        <w:t>[00:19:05.390] 第一个是依次啊，就依着顺序啊，这个不要自己设定一个顺序好。那如果你是纯粹修三世身分，你就按照佛陀这样的安排的次序来修啊。如果呢，你是要给自己身体散播慈爱，你缓一缓，这个是没有关系啊。</w:t>
       </w:r>
     </w:p>
     <w:p>
@@ -3827,7 +3827,7 @@
         <w:rPr>
           <w:b w:val="0"/>
         </w:rPr>
-        <w:t>[00:19:26.580] 第二呢，就是不要过急啊，不要太急。啊，太练得太快，然后这个影像不清晰。第三个呢，就是不要太慢啊，太慢你会打歪一下。啊，那么这个静止作意时心散乱啊，静止作意时心散乱呢。就是一个禅修者在作意三者生根的时候呢，他不应该舍弃自己要修的三者生根的业处所缘，不应该让他的心飘香外在的种种所缘。啊对这个因为如果你散乱，那你就没有办法使液体清晰啊。</w:t>
+        <w:t>[00:19:26.580] 第二呢，就是不要过急啊，不要太急。啊，太练得太快，然后这个影像不清晰。第三个呢，就是不要太慢啊，太慢你会打妄想。啊，那么这个作意时心散乱啊，作意时心散乱呢。就是一个禅修者在作意三十二身分的时候呢，他不应该舍弃自己要修的三十二身分的业处所缘，不应该让他的心飘向外在的种种所缘。啊对这个因为如果你散乱，那你就没有办法使影像清晰啊。</w:t>
       </w:r>
     </w:p>
     <w:p>
@@ -3842,7 +3842,7 @@
         <w:rPr>
           <w:b w:val="0"/>
         </w:rPr>
-        <w:t>[00:20:05.880] 那第五个呢是。做一时超越头发等名相概念。那就是禅修者呢，这个注意三色身分的时候呢，要超越啊这些名相概念。而心是什么呢？心直接专注在三色身分的厌恶相上啊，就他心安置于厌恶，就是他这个不可喜啊。</w:t>
+        <w:t>[00:20:05.880] 那第五个呢是。做一时超越头发等名相概念。那就是禅修者呢，这个注意三十二身分的时候呢，要超越啊这些名相概念。而心是什么呢？心直接专注在三十二身分的厌恶相上啊，就他心安置于厌恶，就是他这个不可喜啊。</w:t>
       </w:r>
     </w:p>
     <w:p>
@@ -3872,7 +3872,7 @@
         <w:rPr>
           <w:b w:val="0"/>
         </w:rPr>
-        <w:t>[00:20:32.160] 啊，就比喻呢，就是在难以得到水的时候，人们在森林中建到水井，在那里呢，人们用菠萝树的树叶等物来气号啊，根据所做记号来到水井沐浴喝水。由于这些人呢，经常来到此处而形成了固定的道路，而不需再做记号，便可以随意前往啊，沐浴喝水。那么由于开始的时候路是陌生的，所以人们离开的时候要做记号。因为经常到水井旁，经常做记号，已经形成了一条道路，说以后呢，就不用做记号就能直接到达水井。那这个比喻的意思呢，</w:t>
+        <w:t>[00:20:32.160] 啊，就比喻呢，就是在难以得到水的时候，人们在森林中建到水井，在那里呢，人们用多罗树的树叶等物来气号啊，根据所做记号来到水井沐浴喝水。由于这些人呢，经常来到此处而形成了固定的道路，而不需再做记号，便可以随意前往啊，沐浴喝水。那么由于开始的时候路是陌生的，所以人们离开的时候要做记号。因为经常到水井旁，经常做记号，已经形成了一条道路，说以后呢，就不用做记号就能直接到达水井。那这个比喻的意思呢，</w:t>
       </w:r>
     </w:p>
     <w:p>
@@ -3887,7 +3887,7 @@
         <w:rPr>
           <w:b w:val="0"/>
         </w:rPr>
-        <w:t>[00:21:11.870] 要超越名称的概念，直接做一身分的厌恶。你什么意思？就是我们刚开始的头发，你只是你头发啊，这个是个名字，然后呢，你能取到这个头发的形状啊，这个颜色，甚至它的味道。哦，但是呢，仅取到这个是不够的。我们是要取到这个头发，它是可厌的啊，是可厌离的是不可爱的好。其实，所以，你最后熟念是一吸到头发那个地方，那个可厌的感觉就要升起来。这样呢，而不是纯粹说我的头发，头发最后的哎呦，我头发挺黑的那就不是修饰可以三十二生分的生自恋了，最后修出你一堆的可爱出来，那个有问题。好。</w:t>
+        <w:t>[00:21:11.870] 要超越名称的概念，直接做一身分的厌恶。你什么意思？就是我们刚开始的头发，你只是你头发啊，这个是个名字，然后呢，你能取到这个头发的形状啊，这个颜色，甚至它的味道。哦，但是呢，仅取到这个是不够的。我们是要取到这个头发，它是可厌的啊，是可厌离的是不可爱的好。其实，所以，你最后熟念是一吸到头发那个地方，那个可厌的感觉就要升起来。这样呢，而不是纯粹说我的头发，头发最后的哎呦，我头发挺黑的那就不是修饰可以三十二身分的身至念了，最后修出你一堆的可爱出来，那个有问题。好。</w:t>
       </w:r>
     </w:p>
     <w:p>
@@ -3923,7 +3923,7 @@
         <w:rPr>
           <w:b w:val="0"/>
         </w:rPr>
-        <w:t>[00:21:56.680] 啊，第六呢，是四地不明显的时候呢，就空缺作意，就刚开始练习三个身法。禅修者呢，从作意头发开始，然后他随着依顺序而练松到达尿结束，再次作意料，按照逆反的方式到达头发结束。禅修者在作业的时候，有些身分会明显，有些身分不明显。这个时候，禅修者只需要做一明显的身分。啊，直到明显的两种身份为止。那甚至直到一个身份比较明显为止啊，就禅修者呢，选择两个明显身份中最明显的身份来注意，只作意一个身分，使心变得更加专注，然后到达安止。</w:t>
+        <w:t>[00:21:56.680] 啊，第六呢，是四地不明显的时候呢，就空缺作意，就刚开始练习三个身法。禅修者呢，从作意头发开始，然后他随着依顺序而练松到达尿结束，再次作意料，按照逆反的方式到达头发结束。禅修者在作业的时候，有些身分会明显，有些身分不明显。这个时候，禅修者只需要做一明显的身分。啊，直到明显的两种身分为止。那甚至直到一个身分比较明显为止啊，就禅修者呢，选择两个明显身分中最明显的身分来注意，只作意一个身分，使心变得更加专注，然后到达安止。</w:t>
       </w:r>
     </w:p>
     <w:p>
@@ -3953,7 +3953,7 @@
         <w:rPr>
           <w:b w:val="0"/>
         </w:rPr>
-        <w:t>[00:22:50.450] 猕猴啊，猎户呢，就惊吓第一只啊，第一棵树上的猕猴，猕猴从第一棵多萝树逐一跳到第三十二棵多肉树，地上的猎户呢，也跑到三十二棵树下在惊吓猕猴，猕猴就依序从第三十二棵多萝树跳回到第一棵多肉树。经过多次的惊吓，猴子不会一惊吓后就从第一棵树跳到第三十二棵树，也不会从一下从第三十二棵树跳到第，跳回到第。这个一棵多萝树，它不再这样跳，因为它已经疲惫了。就当再被惊吓的时候，它只是跳到另外一棵树而已。最后这个猕猴疲惫不堪，只选择其中一棵多肉树，紧紧抓住树枝，再怎么惊吓也不到不跳到其他的树了，而只是停在这个地方。</w:t>
+        <w:t>[00:22:50.450] 猕猴啊，猎户呢，就惊吓第一只啊，第一棵树上的猕猴，猕猴从第一棵多罗树逐一跳到第三十二棵多罗树，地上的猎户呢，也跑到三十二棵树下在惊吓猕猴，猕猴就依序从第三十二棵多罗树跳回到第一棵多罗树。经过多次的惊吓，猴子不会一惊吓后就从第一棵树跳到第三十二棵树，也不会从一下从第三十二棵树跳到第，跳回到第。这个一棵多罗树，它不再这样跳，因为它已经疲惫了。就当再被惊吓的时候，它只是跳到另外一棵树而已。最后这个猕猴疲惫不堪，只选择其中一棵多罗树，紧紧抓住树枝，再怎么惊吓也不到不跳到其他的树了，而只是停在这个地方。</w:t>
       </w:r>
     </w:p>
     <w:p>
@@ -7280,7 +7280,7 @@
         <w:rPr>
           <w:b w:val="0"/>
         </w:rPr>
-        <w:t>（依据录音转写整理，已校对明显同音错字）</w:t>
+        <w:t>（依据录音转写整理，已按同音讹字统一校订·正文直用正字）</w:t>
       </w:r>
     </w:p>
     <w:p>
@@ -7311,7 +7311,7 @@
         <w:rPr>
           <w:b w:val="0"/>
         </w:rPr>
-        <w:t>[00:17:38.440] 那最后一个呢，是尿尿呢，就在膀胱里面啊。嗯，这个尿跟粪呢，大家都很熟悉啊。嗯，虽然我们这个佛陀也提到过尿疗的方式。我们过去出家人呢，缺少是这个药物啊，喝自己刚刚排出来的尿。哎，可以治这个这个上火。嗯嗯，但是呢，尿就是这个身体的排泄物啊。哎，那这个有些人的尿呢啊，就是味道很重，好，那这个就是啊，最后一个身份叫尿。啊，那么大家呢可以这个。啊，去练习它啊。嗯，那现在呢，我们就把整体的整合一下啊，大家我们再带着大家过一遍啊嗯，那大家自然坐好。</w:t>
+        <w:t>[00:17:38.440] 那最后一个呢，是尿尿呢，就在膀胱里面啊。嗯，这个尿跟粪呢，大家都很熟悉啊。嗯，虽然我们这个佛陀也提到过尿疗的方式。我们过去出家人呢，缺少是这个药物啊，喝自己刚刚排出来的尿。哎，可以治这个这个上火。嗯嗯，但是呢，尿就是这个身体的排泄物啊。哎，那这个有些人的尿呢啊，就是味道很重，好，那这个就是啊，最后一个身分叫尿。啊，那么大家呢可以这个。啊，去练习它啊。嗯，那现在呢，我们就把整体的整合一下啊，大家我们再带着大家过一遍啊嗯，那大家自然坐好。</w:t>
       </w:r>
     </w:p>
     <w:p>
@@ -7417,7 +7417,7 @@
         <w:rPr>
           <w:b w:val="0"/>
         </w:rPr>
-        <w:t>[00:23:31.060] 回来更新讲，我们要修习三十二生根。我们取到三十二身分的可验。从下向上看，头发。从毛囊看到头发。头发的颜色、味道。嗯，可验。腿毛。除了手掌、脚掌以外，全身都遍布。细的或者粗的皮毛。指甲。两个手指甲。能取到全部就取到，取不到取一个两个也行。十个脚趾甲。肝胆不好的人，指甲是有。布纹开裂。灰指甲，有灰指甲的人呢，就更明显可以看到他的可验。指甲是从。肉一直看出去。</w:t>
+        <w:t>[00:23:31.060] 回来更新讲，我们要修习三十二身分。我们取到三十二身分的可验。从下向上看，头发。从毛囊看到头发。头发的颜色、味道。嗯，可验。腿毛。除了手掌、脚掌以外，全身都遍布。细的或者粗的皮毛。指甲。两个手指甲。能取到全部就取到，取不到取一个两个也行。十个脚趾甲。肝胆不好的人，指甲是有。布纹开裂。灰指甲，有灰指甲的人呢，就更明显可以看到他的可验。指甲是从。肉一直看出去。</w:t>
       </w:r>
     </w:p>
     <w:p>
@@ -7432,7 +7432,7 @@
         <w:rPr>
           <w:b w:val="0"/>
         </w:rPr>
-        <w:t>[00:25:12.400] 牙齿。每个人都有三十二颗牙。上牙、下牙、槽牙、门牙。犬牙。从牙根一直看到。牙齿。充满了牙垢。可以。皮肤。看的皮肤就可以看成全身，像一个皮囊。也可以选择某一片皮肤来看。啊，这是第一组发毛夹子皮。你也可以选择这一组来回的训练。也可以继续往下。</w:t>
+        <w:t>[00:25:12.400] 牙齿。每个人都有三十二颗牙。上牙、下牙、槽牙、门牙。犬牙。从牙根一直看到。牙齿。充满了牙垢。可以。皮肤。看的皮肤就可以看成全身，像一个皮囊。也可以选择某一片皮肤来看。啊，这是第一组发毛爪齿皮。你也可以选择这一组来回的训练。也可以继续往下。</w:t>
       </w:r>
     </w:p>
     <w:p>
@@ -7447,7 +7447,7 @@
         <w:rPr>
           <w:b w:val="0"/>
         </w:rPr>
-        <w:t>[00:26:14.400] 肌肉，皮肤底下是肌肉。红色的肌肉。腥臭的肌肉。会化脓的虚弱。会长虫的肌肉。会产生病变。癌症的肌肉。可以。军舰。肌肉下的筋腱，骨骼边上的筋腱，白色的。主干筋尖和网状筋间遍布全身。具有可验性。再往下是骨头。头骨、颈骨、肩骨、肩胛骨、手骨。肋骨、胸骨。胸椎、腰椎、盆骨。腿骨。去盖过。经过。踝骨掌、小掌骨。全身有三百块骨头。你选择一部分，或者选择某一块。直到虎头是可以的。也可以单独修白骨。</w:t>
+        <w:t>[00:26:14.400] 肌肉，皮肤底下是肌肉。红色的肌肉。腥臭的肌肉。会化脓的虚弱。会长虫的肌肉。会产生病变。癌症的肌肉。可以。筋腱。肌肉下的筋腱，骨骼边上的筋腱，白色的。主干筋腱和网状筋腱遍布全身。具有可验性。再往下是骨头。头骨、颈骨、肩骨、肩胛骨、手骨。肋骨、胸骨。胸椎、腰椎、盆骨。腿骨。去盖过。经过。踝骨掌、小掌骨。全身有三百块骨头。你选择一部分，或者选择某一块。直到虎头是可以的。也可以单独修白骨。</w:t>
       </w:r>
     </w:p>
     <w:p>
@@ -7483,7 +7483,7 @@
         <w:rPr>
           <w:b w:val="0"/>
         </w:rPr>
-        <w:t>[00:27:53.400] 骨头里面有骨髓。跟大脑相连的脊髓是本色，是白色的，但平常因为血液的缘故，所以是红色的。其他的大小骨头里面的骨髓。啊是网状的丝状的红色的。下一个是肾脏。肾脏在腰的后部，在肋骨。的下沿。两个。有点。红。但有点。黑色的啊，黑红黑红的肾。健康的肾是鲜红的。肉见骨髓、肾。肾水。肾水骨见肉也可以。在一组里面来回的练习。</w:t>
+        <w:t>[00:27:53.400] 骨头里面有骨髓。跟大脑相连的脊髓是本色，是白色的，但平常因为血液的缘故，所以是红色的。其他的大小骨头里面的骨髓。啊是网状的丝状的红色的。下一个是肾脏。肾脏在腰的后部，在肋骨。的下沿。两个。有点。红。但有点。黑色的啊，黑红黑红的肾。健康的肾是鲜红的。肉筋骨髓、肾。肾水。肾水骨筋肉也可以。在一组里面来回的练习。</w:t>
       </w:r>
     </w:p>
     <w:p>
@@ -7513,7 +7513,7 @@
         <w:rPr>
           <w:b w:val="0"/>
         </w:rPr>
-        <w:t>[00:29:32.405] 下一首呢？这心。心肝膜，脾、肺。心脏。在我们的左胸下方。外面有包膜。里面有血液。肝脏在我们身体的中间。左边这一页更大，右边这一页更大，左边这一页更小。那么。有三种，一个是皮下的勒毛。啊，皮下跟肌肉之间有一层膜。还有是心脏的心包。肾脏的肾包膜，这三种称为热膜。你可以选全身的人模，也可以选。心包也可以选肾脏的膜去观察它的科研。</w:t>
+        <w:t>[00:29:32.405] 下一首呢？这心。心肝膜，脾、肺。心脏。在我们的左胸下方。外面有包膜。里面有血液。肝脏在我们身体的中间。左边这一叶更大，右边这一叶更大，左边这一叶更小。那么。有三种，一个是皮下的勒毛。啊，皮下跟肌肉之间有一层膜。还有是心脏的心包。肾脏的肾包膜，这三种称为热膜。你可以选全身的人模，也可以选。心包也可以选肾脏的膜去观察它的可验。</w:t>
       </w:r>
     </w:p>
     <w:p>
@@ -7528,7 +7528,7 @@
         <w:rPr>
           <w:b w:val="0"/>
         </w:rPr>
-        <w:t>[00:30:39.400] 脾脏。脾脏在左边的心脏下方。胃的上方。呃，肝的。左叶的下方。拳头状的。嗯。下一个是肺。在胸部。啊，左右两侧。有红色的肺，里面有很多肺泡。这个科研。然后，这是刀。</w:t>
+        <w:t>[00:30:39.400] 脾脏。脾脏在左边的心脏下方。胃的上方。呃，肝的。左叶的下方。拳头状的。嗯。下一个是肺。在胸部。啊，左右两侧。有红色的肺，里面有很多肺泡。这个可验。然后，这是刀。</w:t>
       </w:r>
     </w:p>
     <w:p>
@@ -7543,7 +7543,7 @@
         <w:rPr>
           <w:b w:val="0"/>
         </w:rPr>
-        <w:t>[00:31:30.740] 第三组。也可以两组练习，也可以从化毛加子皮。要见骨髓、肾。肠肠结膜微生物，粪便。脑这是第四节。心肝毛脾肺啊。</w:t>
+        <w:t>[00:31:30.740] 第三组。也可以两组练习，也可以从发毛爪齿皮。肉筋骨髓、肾。肠、肠间膜胃中物，粪便。脑这是第四节。心肝膜脾肺啊。</w:t>
       </w:r>
     </w:p>
     <w:p>
@@ -7558,7 +7558,7 @@
         <w:rPr>
           <w:b w:val="0"/>
         </w:rPr>
-        <w:t>[00:31:52.520] 下一组是肠肠粘膜、胃中物、粪脑。小肠大肠，大肠有生殖肠。横结肠、升结肠、横结肠和降结肠。肠膜就是肠与肠之间的网状的红色的膜。常和常模都是可验的。胃中物？那胃里面正在消化的食物。那可验。粪便啊，在降结肠里面。大脑。啊，这个四组是以地界为主要特征的，生根二十根。</w:t>
+        <w:t>[00:31:52.520] 下一组是肠、肠间膜、胃中物、粪脑。小肠大肠，大肠有生殖肠。横结肠、升结肠、横结肠和降结肠。肠膜就是肠与肠之间的网状的红色的膜。肠间膜都是可验的。胃中物？那胃里面正在消化的食物。那可验。粪便啊，在降结肠里面。大脑。啊，这个四组是以地界为主要特征的，身分二十根。</w:t>
       </w:r>
     </w:p>
     <w:p>
@@ -7573,7 +7573,7 @@
         <w:rPr>
           <w:b w:val="0"/>
         </w:rPr>
-        <w:t>[00:32:52.680] 第五个是。胆汁。唐。胆汁是胆囊里面的。液体。醒过来的时候是黄色的。舌饭后是偏绿色的。痰浓痰。我是龙。化脓的、白色的、败坏的血液脓。血红色的血液遍布全身。好。这办了。脂肪，这里是指皮下的。最后一组眼泪。告知。鼻涕。唾液。关节滑液。没。好，你可以选择其中某一组。来练习，来回的练习。嗯，眼泪告知。唾液。关节滑液。啊，鼻涕，关节滑液，尿。没有。关节滑液。BT.唾液。导致。眼泪。你也可以从。头发一直到尿。啊。</w:t>
+        <w:t>[00:32:52.680] 第五个是。胆汁。痰。胆汁是胆囊里面的。液体。醒过来的时候是黄色的。舌饭后是偏绿色的。痰脓痰。脓。化脓的、白色的、败坏的血液脓。血红色的血液遍布全身。好。这办了。脂肪，这里是指皮下的。最后一组眼泪。膏脂。鼻涕。唾液。关节滑液。没。好，你可以选择其中某一组。来练习，来回的练习。嗯，眼泪膏脂。唾液。关节滑液。啊，鼻涕，关节滑液，尿。没有。关节滑液。BT.唾液。导致。眼泪。你也可以从。头发一直到尿。啊。</w:t>
       </w:r>
     </w:p>
     <w:p>
@@ -7588,7 +7588,7 @@
         <w:rPr>
           <w:b w:val="0"/>
         </w:rPr>
-        <w:t>[00:34:47.400] 三十二个省份。逐一的去辨识。所以他的科研。然后再倒回来放这。找头发。嗯，如果特别散乱的人呢？嗯，这样的练习呢，就会让你没有空散乱。</w:t>
+        <w:t>[00:34:47.400] 三十二个身分。逐一的去辨识。所以他的可验。然后再倒回来放这。找头发。嗯，如果特别散乱的人呢？嗯，这样的练习呢，就会让你没有空散乱。</w:t>
       </w:r>
     </w:p>
     <w:p>
@@ -7611,7 +7611,7 @@
         <w:rPr>
           <w:b w:val="0"/>
         </w:rPr>
-        <w:t>[00:35:08.920] 因为一开始背三十二个，还是有点内容。嗯。嗯，也都是一下子很困难，那就选择某一组。来练习。熟悉以后取他的。位置。形状。边界。还有它的味道。然后作为他的科研。在一组之间。如果有一些不熟。或者不清晰可以把它换掉。</w:t>
+        <w:t>[00:35:08.920] 因为一开始背三十二个，还是有点内容。嗯。嗯，也都是一下子很困难，那就选择某一组。来练习。熟悉以后取他的。位置。形状。边界。还有它的味道。然后作为他的可验。在一组之间。如果有一些不熟。或者不清晰可以把它换掉。</w:t>
       </w:r>
     </w:p>
     <w:p>
@@ -7626,7 +7626,7 @@
         <w:rPr>
           <w:b w:val="0"/>
         </w:rPr>
-        <w:t>[00:35:53.100] 如果你的心对某一个身份。比较。有感觉。有停在那个身份上。你可以停在那个身份上，比如说骨头。你可以停在某一根骨头上。啊，你对这个骨头心比较容易。接受或者是停在上面你就。默念骨头。白骨。</w:t>
+        <w:t>[00:35:53.100] 如果你的心对某一个身分。比较。有感觉。有停在那个身分上。你可以停在那个身分上，比如说骨头。你可以停在某一根骨头上。啊，你对这个骨头心比较容易。接受或者是停在上面你就。默念骨头。白骨。</w:t>
       </w:r>
     </w:p>
     <w:p>
@@ -7641,7 +7641,7 @@
         <w:rPr>
           <w:b w:val="0"/>
         </w:rPr>
-        <w:t>[00:36:22.020] 五。啊也是可以一种方式。如果有可验呢是更好，因为。不进。的所缘就是取生分的可验。如果你可烟取不出来，只取这个生根。啊注意这个身份也是可以。我们取一个生根。可以。持续的学习，他的可验可以真的出场。如果一个人你习惯控制。啊就先不要着急。取一个目标去专注。然后你可以一组啊来回的换。然后比较。有感觉的选两个月以上。那就可以就有一些切换。</w:t>
+        <w:t>[00:36:22.020] 五。啊也是可以一种方式。如果有可验呢是更好，因为。不进。的所缘就是取身分的可验。如果你可验取不出来，只取这个身分。啊注意这个身分也是可以。我们取一个身分。可以。持续的学习，他的可验可以真的出定。如果一个人你习惯控制。啊就先不要着急。取一个目标去专注。然后你可以一组啊来回的换。然后比较。有感觉的选两个月以上。那就可以就有一些切换。</w:t>
       </w:r>
     </w:p>
     <w:p>
@@ -7656,7 +7656,7 @@
         <w:rPr>
           <w:b w:val="0"/>
         </w:rPr>
-        <w:t>[00:37:32.100] 啊，大家可以自己来练习。所以选择好。你是。要把它作为来。练习让心平静。还是要练习我们去除对自他身体的贪爱的不敬。还是呢，透由某一个身份。来成就定力啊，然后来决定。</w:t>
+        <w:t>[00:37:32.100] 啊，大家可以自己来练习。所以选择好。你是。要把它作为来。练习让心平静。还是要练习我们去除对自他身体的贪爱的不净。还是呢，透由某一个身分。来成就定力啊，然后来决定。</w:t>
       </w:r>
     </w:p>
     <w:p>
@@ -8263,7 +8263,7 @@
         <w:rPr>
           <w:b w:val="0"/>
         </w:rPr>
-        <w:t>（依据录音转写整理，已校对明显同音错字）</w:t>
+        <w:t>（依据录音转写整理，已按同音讹字统一校订·正文直用正字）</w:t>
       </w:r>
     </w:p>
     <w:p>
@@ -8294,7 +8294,7 @@
         <w:rPr>
           <w:b w:val="0"/>
         </w:rPr>
-        <w:t>[00:05:08.940] 那今天我们简单呢啊。给大家讲这个三十身份。好三十二身分呢，显示四十种啊，这个业处之一啊，那这个身分呢，就是身体的三十二个身体的部位。啊，那三色身分呢，可以成就出禅佛随念呢，只能成就这个进行定啊。嗯，这个念佛也好啊，修佛陀功德也好。啊，所谓的念佛三昧呢，最高也就只能到性心定啊，不可能更高。因为什么呢？因为他忆念佛陀的功德，佛陀的功德非常的深奥，他是究竟法，所以究竟法为所缘呢，他不可能真得安置定。</w:t>
+        <w:t>[00:05:08.940] 那今天我们简单呢啊。给大家讲这个三十二身分。好三十二身分呢，显示四十种啊，这个业处之一啊，那这个身分呢，就是身体的三十二个身体的部位。啊，那三十二身分呢，可以成就出禅佛随念呢，只能成就这个近行定啊。嗯，这个念佛也好啊，修佛陀功德也好。啊，所谓的念佛三昧呢，最高也就只能到近行定啊，不可能更高。因为什么呢？因为他忆念佛陀的功德，佛陀的功德非常的深奥，他是究竟法，所以究竟法为所缘呢，他不可能真得安止定。</w:t>
       </w:r>
     </w:p>
     <w:p>
@@ -8309,7 +8309,7 @@
         <w:rPr>
           <w:b w:val="0"/>
         </w:rPr>
-        <w:t>[00:05:59.720] 三十六升三呢，它是概念。啊，三色生分呢，可以成就两种安置，定一种呢，就是这个身份的形象啊。比如说，我们看到了这个头骨啊，这个白骨啊，这个白骨呢，这个骷髅头呢，你取这个骷髅头啊，所以它是骨骨骨白骨神像是一个生像呢，它可以挣得出场。啊，你也可以取这个骷髅头呢，这个骨可厌啊，它这个它有这个厌恶性。啊，那这个厌恶性呢，就是翻译成厌恶性哈。但是呢，我们记住，不要把这个讨厌的这个同起来啊，他不是讨厌的意思，他就不可喜。</w:t>
+        <w:t>[00:05:59.720] 三十二身分呢，它是概念。啊，三十二身分呢，可以成就两种安止定，一种呢，就是这个身分的形象啊。比如说，我们看到了这个头骨啊，这个白骨啊，这个白骨呢，这个骷髅头呢，你取这个骷髅头啊，所以它是骨骨骨白骨神像是一个生像呢，它可以证得禅那。啊，你也可以取这个骷髅头呢，这个骨可厌啊，它这个它有这个厌恶性。啊，那这个厌恶性呢，就是翻译成厌恶性哈。但是呢，我们记住，不要把这个讨厌的这个同起来啊，他不是讨厌的意思，他就不可喜。</w:t>
       </w:r>
     </w:p>
     <w:p>
@@ -8324,7 +8324,7 @@
         <w:rPr>
           <w:b w:val="0"/>
         </w:rPr>
-        <w:t>[00:06:47.280] 啊，那举一个例子讲呢，就是你一般你看你的头发呢，啊，我们讲说哦，这个头发好黑啊，这个头发好油亮啊，似乎好像我们对那头发很喜欢一样的，但是如果你在吃饭的时候一条头发。啊，你又不会洗啊，就好脏，这个人做做事情怎么那么糊涂啊，头发都掉在饭里面啊，所以头发本身它是不可洗的啊，它是不具有可喜性啊，你不会喜欢对呀，啊，那这个就是它的可厌性啊。啊对，但是呢，他不是那种称心的可言性，就知道他是不可喜的，会去想要它啊这个它的可言性啊，</w:t>
+        <w:t>[00:06:47.280] 啊，那举一个例子讲呢，就是你一般你看你的头发呢，啊，我们讲说哦，这个头发好黑啊，这个头发好油亮啊，似乎好像我们对那头发很喜欢一样的，但是如果你在吃饭的时候一条头发。啊，你又不会洗啊，就好脏，这个人做做事情怎么那么糊涂啊，头发都掉在饭里面啊，所以头发本身它是不可洗的啊，它是不具有可喜性啊，你不会喜欢对呀，啊，那这个就是它的可厌性啊。啊对，但是呢，他不是那种嗔心的可验性，就知道他是不可喜的，会去想要它啊这个它的可验性啊，</w:t>
       </w:r>
     </w:p>
     <w:p>
@@ -8339,7 +8339,7 @@
         <w:rPr>
           <w:b w:val="0"/>
         </w:rPr>
-        <w:t>[00:07:29.655] 举个例子说，我们路边上经过啊，看到那个路边有狗屎。啊，你不会跑过去说你好讨厌？你是说啊，那个是狗屎了，我们就不经过它，就不去理它，就会它带回来完了，那就它的可可验性的意思。好。</w:t>
+        <w:t>[00:07:29.655] 举个例子说，我们路边上经过啊，看到那个路边有狗屎。啊，你不会跑过去说你好讨厌？你是说啊，那个是狗屎了，我们就不经过它，就不去理它，就会它带回来完了，那就它的可验性的意思。好。</w:t>
       </w:r>
     </w:p>
     <w:p>
@@ -8362,7 +8362,7 @@
         <w:rPr>
           <w:b w:val="0"/>
         </w:rPr>
-        <w:t>[00:10:47.520] 好，那三色身分呢？佛陀教导三十二身分呢？那主要呢是？这个。从这个我们身体里面，以这个啊地界为主的四组和水界为主的两组。而火界，火界分界呢，因为你不容易观察，所以一般呢，</w:t>
+        <w:t>[00:10:47.520] 好，那三十二身分呢？佛陀教导三十二身分呢？那主要呢是？这个。从这个我们身体里面，以这个啊地界为主的四组和水界为主的两组。而火界，火界、风界呢，因为你不容易观察，所以一般呢，</w:t>
       </w:r>
     </w:p>
     <w:p>
@@ -8377,7 +8377,7 @@
         <w:rPr>
           <w:b w:val="0"/>
         </w:rPr>
-        <w:t>[00:11:11.260] 四十二生分呢，啊另外的五两组五个哈，他是在修。色板的时候再去观察的好。那以地界为主的自主呢，就是这个部分呢，啊，就是啊，发毛，爪子皮啊，肉腱，骨髓，肾啊，心肝膜，脾肺肠肠结膜，胃中目分和大脑。那这个呢，就是有固态状啊，就是以地界的呃，这个特效为主的。好，后面两组呢，就是这个胆汁、痰浓血汗、脂肪。眼泪啊，油膏鼻涕，唾液关节，滑液尿，这个是以水泻的特征为主的。啊，那。</w:t>
+        <w:t>[00:11:11.260] 四十二身分呢，啊另外的五两组五个哈，他是在修。色板的时候再去观察的好。那以地界为主的自主呢，就是这个部分呢，啊，就是啊，发毛，爪子皮啊，肉筋，骨髓，肾啊，心肝膜，脾肺肠、肠间膜，胃中物和大脑。那这个呢，就是有固态状啊，就是以地界的呃，这个特相为主的。好，后面两组呢，就是这个胆汁、痰脓血汗、脂肪。眼泪啊，膏脂鼻涕，唾液关节，滑液尿，这个是以水泻的特征为主的。啊，那。</w:t>
       </w:r>
     </w:p>
     <w:p>

--- a/交付成果/第三轮修订版/第三轮4周版/读书会24_三十二身分（身至念）专修_4周资料包（第三版修订）/Word版/第3周_七种善巧与可厌作意修法_主持人版.docx
+++ b/交付成果/第三轮修订版/第三轮4周版/读书会24_三十二身分（身至念）专修_4周资料包（第三版修订）/Word版/第3周_七种善巧与可厌作意修法_主持人版.docx
@@ -1585,7 +1585,7 @@
         <w:rPr>
           <w:b w:val="0"/>
         </w:rPr>
-        <w:t>[00:08:02.100] 诵习就三十二身分，它需要反复的念诵。这个三十二身分，嗯，正着念，反着念啊。那比如说，发毛爪齿皮啊，头发体毛指甲牙齿皮肤啊，肌肉筋腱骨头骨髓、肾心肝膜，脾肺肠、肠间膜，胃中物混扰等等。这三个成分，我们要把它念熟啊，正的反着念。</w:t>
+        <w:t>[00:08:02.100] 诵习就三十二身分，它需要反复的念诵。这个三十二身分，嗯，正着念，反着念啊。那比如说，发毛爪齿皮啊，头发体毛指甲牙齿皮肤啊，肌肉筋腱骨头骨髓、肾心肝膜，脾肺肠、肠间膜，胃中物粪便、脑等等。这三个成分，我们要把它念熟啊，正的反着念。</w:t>
       </w:r>
     </w:p>
     <w:p>
@@ -3707,7 +3707,7 @@
         <w:rPr>
           <w:b w:val="0"/>
         </w:rPr>
-        <w:t>[00:16:31.660] 第三呢，是取不同颜色标记，所谓取不同颜色标记呢，就分别对头发等的颜色进行标记，并记住它，记住这些身分的颜色分别。那三十二身分中呢，头发是黑色。长久者专注头发的黑色，以专以颜色专注，借由身至念的约束，禅法可以达到四种禅那。</w:t>
+        <w:t>[00:16:31.660] 第三呢，是取不同颜色标记，所谓取不同颜色标记呢，就分别对头发等的颜色进行标记，并记住它，记住这些身分的颜色分别。那三十二身分中呢，头发是黑色。禅修者专注头发的黑色，以专以颜色专注，借由身至念的约束，禅法可以达到四种禅那。</w:t>
       </w:r>
     </w:p>
     <w:p>
@@ -5854,7 +5854,7 @@
         <w:rPr>
           <w:b w:val="0"/>
         </w:rPr>
-        <w:t>——皮下之膜、心包、肾包膜，三者合称「三种热膜」；</w:t>
+        <w:t>——皮下之膜、心包、肾包膜，三者合称「三种膜」；</w:t>
       </w:r>
       <w:r>
         <w:rPr>
@@ -7513,7 +7513,7 @@
         <w:rPr>
           <w:b w:val="0"/>
         </w:rPr>
-        <w:t>[00:29:32.405] 下一首呢？这心。心肝膜，脾、肺。心脏。在我们的左胸下方。外面有包膜。里面有血液。肝脏在我们身体的中间。左边这一叶更大，右边这一叶更大，左边这一叶更小。那么。有三种，一个是皮下的勒毛。啊，皮下跟肌肉之间有一层膜。还有是心脏的心包。肾脏的肾包膜，这三种称为热膜。你可以选全身的人模，也可以选。心包也可以选肾脏的膜去观察它的可验。</w:t>
+        <w:t>[00:29:32.405] 下一首呢？这心。心肝膜，脾、肺。心脏。在我们的左胸下方。外面有包膜。里面有血液。肝脏在我们身体的中间。左边这一叶更大，右边这一叶更大，左边这一叶更小。那么。有三种，一个是皮下的肋膜。啊，皮下跟肌肉之间有一层膜。还有是心脏的心包。肾脏的肾包膜，这三种称为膜。你可以选全身的筋膜，也可以选。心包也可以选肾脏的膜去观察它的可验。</w:t>
       </w:r>
     </w:p>
     <w:p>
@@ -7558,7 +7558,7 @@
         <w:rPr>
           <w:b w:val="0"/>
         </w:rPr>
-        <w:t>[00:31:52.520] 下一组是肠、肠间膜、胃中物、粪脑。小肠大肠，大肠有生殖肠。横结肠、升结肠、横结肠和降结肠。肠膜就是肠与肠之间的网状的红色的膜。肠间膜都是可验的。胃中物？那胃里面正在消化的食物。那可验。粪便啊，在降结肠里面。大脑。啊，这个四组是以地界为主要特征的，身分二十根。</w:t>
+        <w:t>[00:31:52.520] 下一组是肠、肠间膜、胃中物、粪脑。小肠大肠，大肠有升结肠。横结肠、升结肠、横结肠和降结肠。肠膜就是肠与肠之间的网状的红色的膜。肠间膜都是可验的。胃中物？那胃里面正在消化的食物。那可验。粪便啊，在降结肠里面。大脑。啊，这个四组是以地界为主要特征的，身分二十根。</w:t>
       </w:r>
     </w:p>
     <w:p>
@@ -7573,7 +7573,7 @@
         <w:rPr>
           <w:b w:val="0"/>
         </w:rPr>
-        <w:t>[00:32:52.680] 第五个是。胆汁。痰。胆汁是胆囊里面的。液体。醒过来的时候是黄色的。舌饭后是偏绿色的。痰脓痰。脓。化脓的、白色的、败坏的血液脓。血红色的血液遍布全身。好。这办了。脂肪，这里是指皮下的。最后一组眼泪。膏脂。鼻涕。唾液。关节滑液。没。好，你可以选择其中某一组。来练习，来回的练习。嗯，眼泪膏脂。唾液。关节滑液。啊，鼻涕，关节滑液，尿。没有。关节滑液。BT.唾液。导致。眼泪。你也可以从。头发一直到尿。啊。</w:t>
+        <w:t>[00:32:52.680] 第五个是。胆汁。痰。胆汁是胆囊里面的。液体。醒过来的时候是黄色的。食饭后是偏绿色的。痰脓痰。脓。化脓的、白色的、败坏的血液脓。血红色的血液遍布全身。好。这办了。脂肪，这里是指皮下的。最后一组眼泪。膏脂。鼻涕。唾液。关节滑液。尿。好，你可以选择其中某一组。来练习，来回的练习。嗯，眼泪膏脂。唾液。关节滑液。啊，鼻涕，关节滑液，尿。没有。关节滑液。BT.唾液。膏脂。眼泪。你也可以从。头发一直到尿。啊。</w:t>
       </w:r>
     </w:p>
     <w:p>
@@ -8377,7 +8377,7 @@
         <w:rPr>
           <w:b w:val="0"/>
         </w:rPr>
-        <w:t>[00:11:11.260] 四十二身分呢，啊另外的五两组五个哈，他是在修。色板的时候再去观察的好。那以地界为主的自主呢，就是这个部分呢，啊，就是啊，发毛，爪子皮啊，肉筋，骨髓，肾啊，心肝膜，脾肺肠、肠间膜，胃中物和大脑。那这个呢，就是有固态状啊，就是以地界的呃，这个特相为主的。好，后面两组呢，就是这个胆汁、痰脓血汗、脂肪。眼泪啊，膏脂鼻涕，唾液关节，滑液尿，这个是以水泻的特征为主的。啊，那。</w:t>
+        <w:t>[00:11:11.260] 四十二身分呢，啊另外的（前）四组，每组五个；（后）两组，每组六个哈，他是在修。色板的时候再去观察的好。那以地界为主的自主呢，就是这个部分呢，啊，就是啊，发毛，爪子皮啊，肉筋，骨髓，肾啊，心肝膜，脾肺肠、肠间膜，胃中物和大脑。那这个呢，就是有固态状啊，就是以地界的呃，这个特相为主的。好，后面两组呢，就是这个胆汁、痰脓血汗、脂肪。眼泪啊，膏脂鼻涕，唾液关节，滑液尿，这个是以水泻的特征为主的。啊，那。</w:t>
       </w:r>
     </w:p>
     <w:p>
@@ -8962,7 +8962,7 @@
                 <w:b w:val="0"/>
                 <w:sz w:val="18"/>
               </w:rPr>
-              <w:t>中：心包/肾包膜「三种热膜」为入手点</w:t>
+              <w:t>中：心包/肾包膜「三种膜」为入手点</w:t>
             </w:r>
           </w:p>
         </w:tc>
@@ -9595,7 +9595,7 @@
         <w:rPr>
           <w:b w:val="0"/>
         </w:rPr>
-        <w:t>——皮下之膜、心包、肾包膜「三种热膜」，是取可厌相的好入手点；脾「拳头状」；肺「有很多肺泡」。</w:t>
+        <w:t>——皮下之膜、心包、肾包膜「三种膜」，是取可厌相的好入手点；脾「拳头状」；肺「有很多肺泡」。</w:t>
       </w:r>
     </w:p>
     <w:p>
@@ -10867,7 +10867,7 @@
                 <w:b w:val="0"/>
                 <w:sz w:val="18"/>
               </w:rPr>
-              <w:t>皮下膜／心包／肾包膜「三种热膜」</w:t>
+              <w:t>皮下膜／心包／肾包膜「三种膜」</w:t>
             </w:r>
           </w:p>
         </w:tc>

--- a/交付成果/第三轮修订版/第三轮4周版/读书会24_三十二身分（身至念）专修_4周资料包（第三版修订）/Word版/第3周_七种善巧与可厌作意修法_主持人版.docx
+++ b/交付成果/第三轮修订版/第三轮4周版/读书会24_三十二身分（身至念）专修_4周资料包（第三版修订）/Word版/第3周_七种善巧与可厌作意修法_主持人版.docx
@@ -1570,7 +1570,7 @@
         <w:rPr>
           <w:b w:val="0"/>
         </w:rPr>
-        <w:t>[00:07:47.980] 那我们修三这个身分呢，它有几个原则了，就是说。啊，这个。那叫七种辨识啊，七种善巧辨识，第一个就是与。</w:t>
+        <w:t>[00:07:47.980] 那我们修三这个身分呢，它有几个原则了，就是说。啊，这个。七种善巧辨识，第一个就是（诵习）。</w:t>
       </w:r>
     </w:p>
     <w:p>
@@ -3812,7 +3812,7 @@
         <w:rPr>
           <w:b w:val="0"/>
         </w:rPr>
-        <w:t>[00:19:05.390] 第一个是依次啊，就依着顺序啊，这个不要自己设定一个顺序好。那如果你是纯粹修三世身分，你就按照佛陀这样的安排的次序来修啊。如果呢，你是要给自己身体散播慈爱，你缓一缓，这个是没有关系啊。</w:t>
+        <w:t>[00:19:05.390] 第一个是依次啊，就依着顺序啊，这个不要自己设定一个顺序好。那如果你是纯粹修三十二身分，你就按照佛陀这样的安排的次序来修啊。如果呢，你是要给自己身体散播慈爱，你缓一缓，这个是没有关系啊。</w:t>
       </w:r>
     </w:p>
     <w:p>
@@ -3872,7 +3872,7 @@
         <w:rPr>
           <w:b w:val="0"/>
         </w:rPr>
-        <w:t>[00:20:32.160] 啊，就比喻呢，就是在难以得到水的时候，人们在森林中建到水井，在那里呢，人们用多罗树的树叶等物来气号啊，根据所做记号来到水井沐浴喝水。由于这些人呢，经常来到此处而形成了固定的道路，而不需再做记号，便可以随意前往啊，沐浴喝水。那么由于开始的时候路是陌生的，所以人们离开的时候要做记号。因为经常到水井旁，经常做记号，已经形成了一条道路，说以后呢，就不用做记号就能直接到达水井。那这个比喻的意思呢，</w:t>
+        <w:t>[00:20:32.160] 啊，就比喻呢，就是在难以得到水的时候，人们在森林中建到水井，在那里呢，人们用多罗树的树叶等物来作记号，根据所做记号来到水井沐浴喝水。由于这些人呢，经常来到此处而形成了固定的道路，而不需再做记号，便可以随意前往啊，沐浴喝水。那么由于开始的时候路是陌生的，所以人们离开的时候要做记号。因为经常到水井旁，经常做记号，已经形成了一条道路，说以后呢，就不用做记号就能直接到达水井。那这个比喻的意思呢，</w:t>
       </w:r>
     </w:p>
     <w:p>
@@ -3923,7 +3923,7 @@
         <w:rPr>
           <w:b w:val="0"/>
         </w:rPr>
-        <w:t>[00:21:56.680] 啊，第六呢，是四地不明显的时候呢，就空缺作意，就刚开始练习三个身法。禅修者呢，从作意头发开始，然后他随着依顺序而练松到达尿结束，再次作意料，按照逆反的方式到达头发结束。禅修者在作业的时候，有些身分会明显，有些身分不明显。这个时候，禅修者只需要做一明显的身分。啊，直到明显的两种身分为止。那甚至直到一个身分比较明显为止啊，就禅修者呢，选择两个明显身分中最明显的身分来注意，只作意一个身分，使心变得更加专注，然后到达安止。</w:t>
+        <w:t>[00:21:56.680] 啊，第六呢，是四地不明显的时候呢，就空缺作意，刚开始练习三十二身分。禅修者从作意头发开始，然后他随着依顺序而练松到达尿结束，再次作意（尿），按照逆（序）的方式到达头发结束。禅修者在作业的时候，有些身分会明显，有些身分不明显。这个时候，禅修者只需要做一明显的身分。啊，直到明显的两种身分为止。那甚至直到一个身分比较明显为止啊，就禅修者呢，选择两个明显身分中最明显的身分来注意，只作意一个身分，使心变得更加专注，然后到达安止。</w:t>
       </w:r>
     </w:p>
     <w:p>
@@ -3938,7 +3938,7 @@
         <w:rPr>
           <w:b w:val="0"/>
         </w:rPr>
-        <w:t>[00:22:39.000] 啊，它什么意思呢？就比喻说呢，这个猎户啊，打猎的猎户有三十二棵多罗树，在第一棵多罗的树候呢，有一只猕猴。</w:t>
+        <w:t>[00:22:39.000] 啊，它什么意思呢？就比喻说呢，这个猎户啊，打猎的猎户有三十二棵多罗树，在第一棵多罗树上呢，有一只猕猴。</w:t>
       </w:r>
     </w:p>
     <w:p>
@@ -7513,7 +7513,7 @@
         <w:rPr>
           <w:b w:val="0"/>
         </w:rPr>
-        <w:t>[00:29:32.405] 下一首呢？这心。心肝膜，脾、肺。心脏。在我们的左胸下方。外面有包膜。里面有血液。肝脏在我们身体的中间。左边这一叶更大，右边这一叶更大，左边这一叶更小。那么。有三种，一个是皮下的肋膜。啊，皮下跟肌肉之间有一层膜。还有是心脏的心包。肾脏的肾包膜，这三种称为膜。你可以选全身的筋膜，也可以选。心包也可以选肾脏的膜去观察它的可验。</w:t>
+        <w:t>[00:29:32.405] 下一首呢？这心。心肝膜，脾、肺。心脏。在我们的左胸下方。外面有包膜。里面有血液。肝脏在我们身体的中间。左边这一叶更大，右边这一叶更小。那么。有三种，一个是皮下的肋膜。啊，皮下跟肌肉之间有一层膜。还有是心脏的心包。肾脏的肾包膜，这三种称为膜。你可以选全身的筋膜，也可以选。心包也可以选肾脏的膜去观察它的可验。</w:t>
       </w:r>
     </w:p>
     <w:p>
@@ -7543,7 +7543,7 @@
         <w:rPr>
           <w:b w:val="0"/>
         </w:rPr>
-        <w:t>[00:31:30.740] 第三组。也可以两组练习，也可以从发毛爪齿皮。肉筋骨髓、肾。肠、肠间膜胃中物，粪便。脑这是第四节。心肝膜脾肺啊。</w:t>
+        <w:t>[00:31:30.740] 第三组。也可以两组练习，也可以从发毛爪齿皮。肉筋骨髓、肾。肠、肠间膜胃中物，粪便。（第四组）肠…粪、脑；第三组是心、肝、膜、脾、肺。</w:t>
       </w:r>
     </w:p>
     <w:p>
@@ -7558,7 +7558,7 @@
         <w:rPr>
           <w:b w:val="0"/>
         </w:rPr>
-        <w:t>[00:31:52.520] 下一组是肠、肠间膜、胃中物、粪脑。小肠大肠，大肠有升结肠。横结肠、升结肠、横结肠和降结肠。肠膜就是肠与肠之间的网状的红色的膜。肠间膜都是可验的。胃中物？那胃里面正在消化的食物。那可验。粪便啊，在降结肠里面。大脑。啊，这个四组是以地界为主要特征的，身分二十根。</w:t>
+        <w:t>[00:31:52.520] 下一组是肠、肠间膜、胃中物、粪脑。小肠大肠，大肠有升结肠、横结肠和降结肠。肠膜就是肠与肠之间的网状的红色的膜。肠间膜都是可验的。胃中物？那胃里面正在消化的食物。那可验。粪便啊，在降结肠里面。大脑。啊，这个四组是以地界为主要特征的，身分二十根。</w:t>
       </w:r>
     </w:p>
     <w:p>
@@ -8294,7 +8294,7 @@
         <w:rPr>
           <w:b w:val="0"/>
         </w:rPr>
-        <w:t>[00:05:08.940] 那今天我们简单呢啊。给大家讲这个三十二身分。好三十二身分呢，显示四十种啊，这个业处之一啊，那这个身分呢，就是身体的三十二个身体的部位。啊，那三十二身分呢，可以成就出禅佛随念呢，只能成就这个近行定啊。嗯，这个念佛也好啊，修佛陀功德也好。啊，所谓的念佛三昧呢，最高也就只能到近行定啊，不可能更高。因为什么呢？因为他忆念佛陀的功德，佛陀的功德非常的深奥，他是究竟法，所以究竟法为所缘呢，他不可能真得安止定。</w:t>
+        <w:t>[00:05:08.940] 那今天我们简单呢啊。给大家讲这个三十二身分。三十二身分呢，是四十种业处之一，那这个身分呢，就是身体的三十二个身体的部位。啊，三十二身分呢，可以成就初禅；佛随念呢，只能成就近行定。嗯，这个念佛也好啊，修佛陀功德也好。啊，所谓的念佛三昧呢，最高也就只能到近行定啊，不可能更高。因为什么呢？因为他忆念佛陀的功德，佛陀的功德非常的深奥，他是究竟法，所以究竟法为所缘呢，他不可能真得安止定。</w:t>
       </w:r>
     </w:p>
     <w:p>
@@ -8309,7 +8309,7 @@
         <w:rPr>
           <w:b w:val="0"/>
         </w:rPr>
-        <w:t>[00:05:59.720] 三十二身分呢，它是概念。啊，三十二身分呢，可以成就两种安止定，一种呢，就是这个身分的形象啊。比如说，我们看到了这个头骨啊，这个白骨啊，这个白骨呢，这个骷髅头呢，你取这个骷髅头啊，所以它是骨骨骨白骨神像是一个生像呢，它可以证得禅那。啊，你也可以取这个骷髅头呢，这个骨可厌啊，它这个它有这个厌恶性。啊，那这个厌恶性呢，就是翻译成厌恶性哈。但是呢，我们记住，不要把这个讨厌的这个同起来啊，他不是讨厌的意思，他就不可喜。</w:t>
+        <w:t>[00:05:59.720] 三十二身分呢，它是概念。啊，三十二身分呢，可以成就两种安止定，一种呢，就是这个身分的形象啊。比如说，我们看到了这个头骨啊，这个白骨啊，这个白骨呢，这个骷髅头呢，你取这个骷髅头啊，所以取白骨的（这个）相呢，它可以证得禅那。啊，你也可以取这个骷髅头呢，这个骨可厌啊，它这个它有这个厌恶性。啊，那这个厌恶性呢，就是翻译成厌恶性哈。但是呢，不要把这个「讨厌」跟它混同起来，他不是讨厌的意思，他就不可喜。</w:t>
       </w:r>
     </w:p>
     <w:p>
@@ -8377,7 +8377,7 @@
         <w:rPr>
           <w:b w:val="0"/>
         </w:rPr>
-        <w:t>[00:11:11.260] 四十二身分呢，啊另外的（前）四组，每组五个；（后）两组，每组六个哈，他是在修。色板的时候再去观察的好。那以地界为主的自主呢，就是这个部分呢，啊，就是啊，发毛，爪子皮啊，肉筋，骨髓，肾啊，心肝膜，脾肺肠、肠间膜，胃中物和大脑。那这个呢，就是有固态状啊，就是以地界的呃，这个特相为主的。好，后面两组呢，就是这个胆汁、痰脓血汗、脂肪。眼泪啊，膏脂鼻涕，唾液关节，滑液尿，这个是以水泻的特征为主的。啊，那。</w:t>
+        <w:t>[00:11:11.260] 四十二身分呢，啊另外的（前）四组，每组五个；（后）两组，每组六个哈，他是在修（习）色遍的时候再去观察的。那以地界为主的（四组）呢，就是这个部分呢，啊，就是啊，发毛，爪子皮啊，肉筋，骨髓，肾啊，心肝膜，脾肺肠、肠间膜，胃中物和大脑。那这个呢，就是有固态状啊，就是以地界的呃，这个特相为主的。好，后面两组呢，就是这个胆汁、痰脓血汗、脂肪。眼泪啊，膏脂鼻涕，唾液关节，滑液尿，这个是以水泻的特征为主的。啊，那。</w:t>
       </w:r>
     </w:p>
     <w:p>
